--- a/(5) Physician & Department Tables (2520030320).docx
+++ b/(5) Physician & Department Tables (2520030320).docx
@@ -36,13 +36,8 @@
       <w:pPr>
         <w:jc w:val="right"/>
       </w:pPr>
-      <w:proofErr w:type="gramStart"/>
-      <w:r>
-        <w:t>Name :</w:t>
-      </w:r>
-      <w:proofErr w:type="gramEnd"/>
-      <w:r>
-        <w:t xml:space="preserve"> </w:t>
+      <w:r>
+        <w:t xml:space="preserve">Name : </w:t>
       </w:r>
       <w:r>
         <w:t>Ajai Manikanta</w:t>
@@ -53,15 +48,7 @@
         <w:jc w:val="right"/>
       </w:pPr>
       <w:r>
-        <w:t xml:space="preserve">Roll </w:t>
-      </w:r>
-      <w:proofErr w:type="gramStart"/>
-      <w:r>
-        <w:t>No. :</w:t>
-      </w:r>
-      <w:proofErr w:type="gramEnd"/>
-      <w:r>
-        <w:t xml:space="preserve"> 2520030</w:t>
+        <w:t>Roll No. : 2520030</w:t>
       </w:r>
       <w:r>
         <w:t>320</w:t>
@@ -71,13 +58,8 @@
       <w:pPr>
         <w:jc w:val="right"/>
       </w:pPr>
-      <w:proofErr w:type="gramStart"/>
-      <w:r>
-        <w:t>SEC :</w:t>
-      </w:r>
-      <w:proofErr w:type="gramEnd"/>
-      <w:r>
-        <w:t xml:space="preserve"> 7</w:t>
+      <w:r>
+        <w:t>SEC : 7</w:t>
       </w:r>
     </w:p>
     <w:p>
@@ -87,6 +69,9 @@
     </w:p>
     <w:p>
       <w:r>
+        <w:rPr>
+          <w:noProof/>
+        </w:rPr>
         <w:drawing>
           <wp:inline distT="0" distB="0" distL="0" distR="0" wp14:anchorId="17C8CC8B" wp14:editId="253C9D4A">
             <wp:extent cx="5731510" cy="3768090"/>
@@ -126,12 +111,11 @@
     </w:p>
     <w:p>
       <w:r>
-        <w:lastRenderedPageBreak/>
         <w:drawing>
-          <wp:inline distT="0" distB="0" distL="0" distR="0" wp14:anchorId="5C918C62" wp14:editId="5C156ED0">
-            <wp:extent cx="5731510" cy="3710305"/>
-            <wp:effectExtent l="0" t="0" r="2540" b="4445"/>
-            <wp:docPr id="111412916" name="Picture 1"/>
+          <wp:inline distT="0" distB="0" distL="0" distR="0" wp14:anchorId="39B23838" wp14:editId="43090071">
+            <wp:extent cx="5731510" cy="2794635"/>
+            <wp:effectExtent l="0" t="0" r="2540" b="5715"/>
+            <wp:docPr id="1993861587" name="Picture 1"/>
             <wp:cNvGraphicFramePr>
               <a:graphicFrameLocks xmlns:a="http://schemas.openxmlformats.org/drawingml/2006/main" noChangeAspect="1"/>
             </wp:cNvGraphicFramePr>
@@ -139,7 +123,7 @@
               <a:graphicData uri="http://schemas.openxmlformats.org/drawingml/2006/picture">
                 <pic:pic xmlns:pic="http://schemas.openxmlformats.org/drawingml/2006/picture">
                   <pic:nvPicPr>
-                    <pic:cNvPr id="111412916" name=""/>
+                    <pic:cNvPr id="1993861587" name=""/>
                     <pic:cNvPicPr/>
                   </pic:nvPicPr>
                   <pic:blipFill>
@@ -151,7 +135,7 @@
                   <pic:spPr>
                     <a:xfrm>
                       <a:off x="0" y="0"/>
-                      <a:ext cx="5731510" cy="3710305"/>
+                      <a:ext cx="5731510" cy="2794635"/>
                     </a:xfrm>
                     <a:prstGeom prst="rect">
                       <a:avLst/>
@@ -169,6 +153,7 @@
         <w:rPr>
           <w:noProof/>
         </w:rPr>
+        <w:lastRenderedPageBreak/>
         <w:drawing>
           <wp:inline distT="0" distB="0" distL="0" distR="0" wp14:anchorId="45C38AE6" wp14:editId="1CAAB54B">
             <wp:extent cx="5731510" cy="3764280"/>
@@ -221,7 +206,9 @@
     </w:p>
     <w:p>
       <w:r>
-        <w:lastRenderedPageBreak/>
+        <w:rPr>
+          <w:noProof/>
+        </w:rPr>
         <w:drawing>
           <wp:inline distT="0" distB="0" distL="0" distR="0" wp14:anchorId="1B490E08" wp14:editId="6BEB2EE6">
             <wp:extent cx="5731510" cy="3539490"/>
@@ -264,6 +251,7 @@
         <w:rPr>
           <w:noProof/>
         </w:rPr>
+        <w:lastRenderedPageBreak/>
         <w:drawing>
           <wp:inline distT="0" distB="0" distL="0" distR="0" wp14:anchorId="77F46F67" wp14:editId="4FA0E21D">
             <wp:extent cx="5731510" cy="3911600"/>
@@ -316,7 +304,9 @@
     </w:p>
     <w:p>
       <w:r>
-        <w:lastRenderedPageBreak/>
+        <w:rPr>
+          <w:noProof/>
+        </w:rPr>
         <w:drawing>
           <wp:inline distT="0" distB="0" distL="0" distR="0" wp14:anchorId="2EA73FFF" wp14:editId="4F17C8EC">
             <wp:extent cx="5731510" cy="3234055"/>
@@ -359,6 +349,7 @@
         <w:rPr>
           <w:noProof/>
         </w:rPr>
+        <w:lastRenderedPageBreak/>
         <w:drawing>
           <wp:inline distT="0" distB="0" distL="0" distR="0" wp14:anchorId="6F6ADA66" wp14:editId="75EF8185">
             <wp:extent cx="5731510" cy="3692525"/>
@@ -411,7 +402,9 @@
     </w:p>
     <w:p>
       <w:r>
-        <w:lastRenderedPageBreak/>
+        <w:rPr>
+          <w:noProof/>
+        </w:rPr>
         <w:drawing>
           <wp:inline distT="0" distB="0" distL="0" distR="0" wp14:anchorId="2627AA85" wp14:editId="29573443">
             <wp:extent cx="5731510" cy="3558540"/>
@@ -454,6 +447,7 @@
         <w:rPr>
           <w:noProof/>
         </w:rPr>
+        <w:lastRenderedPageBreak/>
         <w:drawing>
           <wp:inline distT="0" distB="0" distL="0" distR="0" wp14:anchorId="61AE0217" wp14:editId="4F552113">
             <wp:extent cx="5731510" cy="4300220"/>
@@ -506,7 +500,9 @@
     </w:p>
     <w:p>
       <w:r>
-        <w:lastRenderedPageBreak/>
+        <w:rPr>
+          <w:noProof/>
+        </w:rPr>
         <w:drawing>
           <wp:inline distT="0" distB="0" distL="0" distR="0" wp14:anchorId="672AA0E1" wp14:editId="1A75F989">
             <wp:extent cx="5731510" cy="3656965"/>
@@ -546,6 +542,10 @@
     </w:p>
     <w:p>
       <w:r>
+        <w:rPr>
+          <w:noProof/>
+        </w:rPr>
+        <w:lastRenderedPageBreak/>
         <w:drawing>
           <wp:inline distT="0" distB="0" distL="0" distR="0" wp14:anchorId="4EA8206D" wp14:editId="0BDD1E19">
             <wp:extent cx="5731510" cy="3656965"/>
@@ -640,6 +640,9 @@
         </w:drawing>
       </w:r>
       <w:r>
+        <w:rPr>
+          <w:noProof/>
+        </w:rPr>
         <w:drawing>
           <wp:inline distT="0" distB="0" distL="0" distR="0" wp14:anchorId="46B9F995" wp14:editId="7E7C6439">
             <wp:extent cx="5731510" cy="3607435"/>
@@ -901,6 +904,9 @@
     </w:p>
     <w:p>
       <w:r>
+        <w:rPr>
+          <w:noProof/>
+        </w:rPr>
         <w:lastRenderedPageBreak/>
         <w:drawing>
           <wp:inline distT="0" distB="0" distL="0" distR="0" wp14:anchorId="42A18C66" wp14:editId="6B0A72F7">
